--- a/gl-report.docx
+++ b/gl-report.docx
@@ -2767,6 +2767,7 @@
     <w:pPrDefault>
       <w:pPr>
         <w:spacing w:after="120" w:line="300" w:lineRule="auto"/>
+        <w:jc w:val="both"/>
       </w:pPr>
     </w:pPrDefault>
   </w:docDefaults>

--- a/gl-report.docx
+++ b/gl-report.docx
@@ -322,7 +322,7 @@
         <w:numRestart w:val="eachSect"/>
       </w:footnotePr>
       <w:pgSz w:w="12240" w:h="15840"/>
-      <w:pgMar w:top="1440" w:right="1440" w:bottom="1440" w:left="1440" w:header="720" w:footer="720" w:gutter="0"/>
+      <w:pgMar w:top="1440" w:right="1440" w:bottom="1800" w:left="1440" w:header="720" w:footer="720" w:gutter="0"/>
       <w:cols w:space="720"/>
       <w:docGrid w:linePitch="360"/>
     </w:sectPr>
